--- a/TankopaniJam-copy-deck.docx
+++ b/TankopaniJam-copy-deck.docx
@@ -5100,7 +5100,7 @@
                 <w:sz w:val="19"/>
                 <w:szCs w:val="19"/>
               </w:rPr>
-              <w:t xml:space="preserve">Help to create an archive with a National Historic site</w:t>
+              <w:t xml:space="preserve">Help build an archive for the historic Nemours Estate</w:t>
             </w:r>
           </w:p>
         </w:tc>
